--- a/ausgabe/U3_Knopf_fuer_kikripp.docx
+++ b/ausgabe/U3_Knopf_fuer_kikripp.docx
@@ -179,7 +179,7 @@
           <w:color w:val="C8102E"/>
           <w:sz w:val="20"/>
         </w:rPr>
-        <w:t>https://www.schlabberschnuten.com/kikripp-artikelkatalog/?k=PASSWORT</w:t>
+        <w:t>https://www.schlabberschnuten.com/kikripp-artikelkatalog/?kik=PASSWORT</w:t>
       </w:r>
     </w:p>
     <w:p>
